--- a/6.Buckling Analysis/Task_6_Buckling_Analysis.docx
+++ b/6.Buckling Analysis/Task_6_Buckling_Analysis.docx
@@ -83,21 +83,7 @@
         <w:rPr>
           <w:rFonts w:ascii="Times New Roman" w:hAnsi="Times New Roman" w:cs="Times New Roman"/>
         </w:rPr>
-        <w:t xml:space="preserve">in Kratos for </w:t>
-      </w:r>
-      <w:proofErr w:type="spellStart"/>
-      <w:r>
-        <w:rPr>
-          <w:rFonts w:ascii="Times New Roman" w:hAnsi="Times New Roman" w:cs="Times New Roman"/>
-        </w:rPr>
-        <w:t>Isogeometric</w:t>
-      </w:r>
-      <w:proofErr w:type="spellEnd"/>
-      <w:r>
-        <w:rPr>
-          <w:rFonts w:ascii="Times New Roman" w:hAnsi="Times New Roman" w:cs="Times New Roman"/>
-        </w:rPr>
-        <w:t xml:space="preserve"> and finite element </w:t>
+        <w:t xml:space="preserve">in Kratos for Isogeometric and finite element </w:t>
       </w:r>
       <w:r>
         <w:rPr>
@@ -144,21 +130,7 @@
         <w:rPr>
           <w:rFonts w:ascii="Times New Roman" w:hAnsi="Times New Roman" w:cs="Times New Roman"/>
         </w:rPr>
-        <w:t xml:space="preserve">The reference model is taken from Altair </w:t>
-      </w:r>
-      <w:proofErr w:type="spellStart"/>
-      <w:r>
-        <w:rPr>
-          <w:rFonts w:ascii="Times New Roman" w:hAnsi="Times New Roman" w:cs="Times New Roman"/>
-        </w:rPr>
-        <w:t>Optistruct</w:t>
-      </w:r>
-      <w:proofErr w:type="spellEnd"/>
-      <w:r>
-        <w:rPr>
-          <w:rFonts w:ascii="Times New Roman" w:hAnsi="Times New Roman" w:cs="Times New Roman"/>
-        </w:rPr>
-        <w:t xml:space="preserve"> - </w:t>
+        <w:t xml:space="preserve">The reference model is taken from Altair Optistruct - </w:t>
       </w:r>
       <w:hyperlink r:id="rId5" w:history="1">
         <w:r>
@@ -166,21 +138,7 @@
             <w:rStyle w:val="Hyperlink"/>
             <w:rFonts w:ascii="Times New Roman" w:hAnsi="Times New Roman" w:cs="Times New Roman"/>
           </w:rPr>
-          <w:t>li</w:t>
-        </w:r>
-        <w:r>
-          <w:rPr>
-            <w:rStyle w:val="Hyperlink"/>
-            <w:rFonts w:ascii="Times New Roman" w:hAnsi="Times New Roman" w:cs="Times New Roman"/>
-          </w:rPr>
-          <w:t>n</w:t>
-        </w:r>
-        <w:r>
-          <w:rPr>
-            <w:rStyle w:val="Hyperlink"/>
-            <w:rFonts w:ascii="Times New Roman" w:hAnsi="Times New Roman" w:cs="Times New Roman"/>
-          </w:rPr>
-          <w:t>k</w:t>
+          <w:t>link</w:t>
         </w:r>
       </w:hyperlink>
     </w:p>
@@ -827,7 +785,7 @@
         </w:rPr>
         <w:lastRenderedPageBreak/>
         <w:drawing>
-          <wp:anchor distT="0" distB="0" distL="114300" distR="114300" simplePos="0" relativeHeight="251659264" behindDoc="0" locked="0" layoutInCell="1" allowOverlap="1" wp14:anchorId="000A5DBA" wp14:editId="7BFBB135">
+          <wp:anchor distT="0" distB="0" distL="114300" distR="114300" simplePos="0" relativeHeight="251659264" behindDoc="0" locked="0" layoutInCell="1" allowOverlap="1" wp14:anchorId="000A5DBA" wp14:editId="0C492D5C">
             <wp:simplePos x="0" y="0"/>
             <wp:positionH relativeFrom="column">
               <wp:posOffset>228600</wp:posOffset>
@@ -901,27 +859,13 @@
         <w:rPr>
           <w:rFonts w:ascii="Times New Roman" w:hAnsi="Times New Roman" w:cs="Times New Roman"/>
         </w:rPr>
-        <w:t xml:space="preserve">, </w:t>
-      </w:r>
-      <w:proofErr w:type="gramStart"/>
-      <w:r>
-        <w:rPr>
-          <w:rFonts w:ascii="Times New Roman" w:hAnsi="Times New Roman" w:cs="Times New Roman"/>
-        </w:rPr>
-        <w:t xml:space="preserve">it is clear that </w:t>
-      </w:r>
-      <w:r>
-        <w:rPr>
-          <w:rFonts w:ascii="Times New Roman" w:hAnsi="Times New Roman" w:cs="Times New Roman"/>
-        </w:rPr>
-        <w:t>nonlinear</w:t>
-      </w:r>
-      <w:proofErr w:type="gramEnd"/>
-      <w:r>
-        <w:rPr>
-          <w:rFonts w:ascii="Times New Roman" w:hAnsi="Times New Roman" w:cs="Times New Roman"/>
-        </w:rPr>
-        <w:t xml:space="preserve"> analysis predicts the buckling load</w:t>
+        <w:t xml:space="preserve">, it is clear that </w:t>
+      </w:r>
+      <w:r>
+        <w:rPr>
+          <w:rFonts w:ascii="Times New Roman" w:hAnsi="Times New Roman" w:cs="Times New Roman"/>
+        </w:rPr>
+        <w:t>nonlinear analysis predicts the buckling load</w:t>
       </w:r>
       <w:r>
         <w:rPr>
@@ -1306,6 +1250,25 @@
           <w:bCs/>
         </w:rPr>
       </w:pPr>
+      <w:r>
+        <w:rPr>
+          <w:rFonts w:ascii="Times New Roman" w:hAnsi="Times New Roman" w:cs="Times New Roman"/>
+          <w:b/>
+          <w:bCs/>
+        </w:rPr>
+        <w:t>[ 4.06977, 16.1693, 36.6759, 102.106, 145.178 ]</w:t>
+      </w:r>
+    </w:p>
+    <w:p>
+      <w:pPr>
+        <w:pStyle w:val="ListParagraph"/>
+        <w:ind w:left="360"/>
+        <w:rPr>
+          <w:rFonts w:ascii="Times New Roman" w:hAnsi="Times New Roman" w:cs="Times New Roman"/>
+          <w:b/>
+          <w:bCs/>
+        </w:rPr>
+      </w:pPr>
     </w:p>
     <w:p>
       <w:pPr>
@@ -1337,16 +1300,7 @@
           <w:bCs/>
           <w:lang w:val="de-DE"/>
         </w:rPr>
-        <w:t>IGA</w:t>
-      </w:r>
-      <w:r>
-        <w:rPr>
-          <w:rFonts w:ascii="Times New Roman" w:hAnsi="Times New Roman" w:cs="Times New Roman"/>
-          <w:b/>
-          <w:bCs/>
-          <w:lang w:val="de-DE"/>
-        </w:rPr>
-        <w:t xml:space="preserve"> Shell 6p element</w:t>
+        <w:t>IGA Shell 6p element</w:t>
       </w:r>
     </w:p>
     <w:p>
@@ -1386,52 +1340,7 @@
           <w:bCs/>
           <w:lang w:val="de-DE"/>
         </w:rPr>
-        <w:t xml:space="preserve">[ </w:t>
-      </w:r>
-      <w:r>
-        <w:rPr>
-          <w:rFonts w:ascii="Times New Roman" w:hAnsi="Times New Roman" w:cs="Times New Roman"/>
-          <w:b/>
-          <w:bCs/>
-          <w:lang w:val="de-DE"/>
-        </w:rPr>
-        <w:t>4.08e-69</w:t>
-      </w:r>
-      <w:r>
-        <w:rPr>
-          <w:rFonts w:ascii="Times New Roman" w:hAnsi="Times New Roman" w:cs="Times New Roman"/>
-          <w:b/>
-          <w:bCs/>
-          <w:lang w:val="de-DE"/>
-        </w:rPr>
-        <w:t>,</w:t>
-      </w:r>
-      <w:r>
-        <w:rPr>
-          <w:rFonts w:ascii="Times New Roman" w:hAnsi="Times New Roman" w:cs="Times New Roman"/>
-          <w:b/>
-          <w:bCs/>
-          <w:lang w:val="de-DE"/>
-        </w:rPr>
-        <w:t xml:space="preserve"> 3.19e-49</w:t>
-      </w:r>
-      <w:r>
-        <w:rPr>
-          <w:rFonts w:ascii="Times New Roman" w:hAnsi="Times New Roman" w:cs="Times New Roman"/>
-          <w:b/>
-          <w:bCs/>
-          <w:lang w:val="de-DE"/>
-        </w:rPr>
-        <w:t>,</w:t>
-      </w:r>
-      <w:r>
-        <w:rPr>
-          <w:rFonts w:ascii="Times New Roman" w:hAnsi="Times New Roman" w:cs="Times New Roman"/>
-          <w:b/>
-          <w:bCs/>
-          <w:lang w:val="de-DE"/>
-        </w:rPr>
-        <w:t xml:space="preserve"> </w:t>
+        <w:t xml:space="preserve">[ 4.08e-69, 3.19e-49, </w:t>
       </w:r>
       <w:r>
         <w:rPr>
@@ -2313,6 +2222,7 @@
   <w:style w:type="character" w:default="1" w:styleId="DefaultParagraphFont">
     <w:name w:val="Default Paragraph Font"/>
     <w:uiPriority w:val="1"/>
+    <w:semiHidden/>
     <w:unhideWhenUsed/>
   </w:style>
   <w:style w:type="table" w:default="1" w:styleId="TableNormal">
